--- a/docs/neuropulse_fw_requirements_001_superseded.docx
+++ b/docs/neuropulse_fw_requirements_001_superseded.docx
@@ -60,7 +60,7 @@
     <w:p>
       <w:pPr/>
       <w:r>
-        <w:t>This document specifies firmware requirements for zone module detection on the NeuroPulse headset Hub MCU. It covers the ZONE_ID resistor read algorithm (pin 18), ADC resolution requirements, debounce logic, and FAULT state behaviour. All requirements in this document are Class B (IEC 62304) for the main processor path. Any requirement that gates the ENABLE line is additionally subject to Safety MCU review (Class C).</w:t>
+        <w:t>This document specifies firmware requirements for zone module detection on the NeuroPulse headset Hub MCU. It covers the ZONE_ID resistor read algorithm (pin 18), ADC resolution requirements, debounce logic, and FAULT state behavior. All requirements in this document are Class B (IEC 62304) for the main processor path. Any requirement that gates the ENABLE line is additionally subject to Safety MCU review (Class C).</w:t>
       </w:r>
     </w:p>
     <w:p>
